--- a/Civil_Defence_Report.docx
+++ b/Civil_Defence_Report.docx
@@ -162,9 +162,10 @@
         <w:rPr>
           <w:rFonts w:ascii="Times New Roman" w:hAnsi="Times New Roman" w:cs="Times New Roman"/>
           <w:b/>
-          <w:sz w:val="24"/>
-          <w:szCs w:val="24"/>
-          <w:lang w:val="en-IN"/>
+          <w:noProof/>
+          <w:sz w:val="24"/>
+          <w:szCs w:val="24"/>
+          <w:lang w:val="en-IN" w:eastAsia="en-IN"/>
         </w:rPr>
         <w:drawing>
           <wp:anchor distT="0" distB="0" distL="114300" distR="114300" simplePos="0" relativeHeight="251660288" behindDoc="0" locked="0" layoutInCell="1" allowOverlap="1" wp14:anchorId="5CF594EB" wp14:editId="545ED090">
@@ -253,7 +254,7 @@
           <w:noProof/>
           <w:sz w:val="24"/>
           <w:szCs w:val="24"/>
-          <w:lang w:val="en-IN"/>
+          <w:lang w:val="en-IN" w:eastAsia="en-IN"/>
           <w14:ligatures w14:val="standardContextual"/>
         </w:rPr>
         <w:drawing>
@@ -413,10 +414,11 @@
         <w:rPr>
           <w:rFonts w:ascii="Times New Roman" w:hAnsi="Times New Roman" w:cs="Times New Roman"/>
           <w:b/>
+          <w:noProof/>
           <w:color w:val="EE0000"/>
           <w:sz w:val="24"/>
           <w:szCs w:val="24"/>
-          <w:lang w:val="en-IN"/>
+          <w:lang w:val="en-IN" w:eastAsia="en-IN"/>
         </w:rPr>
         <w:drawing>
           <wp:anchor distT="0" distB="0" distL="114300" distR="114300" simplePos="0" relativeHeight="251663360" behindDoc="0" locked="0" layoutInCell="1" allowOverlap="1">
@@ -490,10 +492,11 @@
         <w:rPr>
           <w:rFonts w:ascii="Times New Roman" w:hAnsi="Times New Roman" w:cs="Times New Roman"/>
           <w:b/>
+          <w:noProof/>
           <w:color w:val="EE0000"/>
           <w:sz w:val="24"/>
           <w:szCs w:val="24"/>
-          <w:lang w:val="en-IN"/>
+          <w:lang w:val="en-IN" w:eastAsia="en-IN"/>
         </w:rPr>
         <w:drawing>
           <wp:anchor distT="0" distB="0" distL="114300" distR="114300" simplePos="0" relativeHeight="251662336" behindDoc="0" locked="0" layoutInCell="1" allowOverlap="1" wp14:anchorId="25EE1989" wp14:editId="3A565FAE">
@@ -689,25 +692,7 @@
           <w:sz w:val="24"/>
           <w:szCs w:val="24"/>
         </w:rPr>
-        <w:t xml:space="preserve">: To distribute Civil </w:t>
-      </w:r>
-      <w:proofErr w:type="spellStart"/>
-      <w:r>
-        <w:rPr>
-          <w:rFonts w:ascii="Times New Roman" w:hAnsi="Times New Roman" w:cs="Times New Roman"/>
-          <w:sz w:val="24"/>
-          <w:szCs w:val="24"/>
-        </w:rPr>
-        <w:t>Defence</w:t>
-      </w:r>
-      <w:proofErr w:type="spellEnd"/>
-      <w:r>
-        <w:rPr>
-          <w:rFonts w:ascii="Times New Roman" w:hAnsi="Times New Roman" w:cs="Times New Roman"/>
-          <w:sz w:val="24"/>
-          <w:szCs w:val="24"/>
-        </w:rPr>
-        <w:t xml:space="preserve"> certificates to volunteers and participants in recognition of their training, service, and contribution towards disaster management and public safety awareness.</w:t>
+        <w:t>: To distribute Civil Defence certificates to volunteers and participants in recognition of their training, service, and contribution towards disaster management and public safety awareness.</w:t>
       </w:r>
     </w:p>
     <w:p>
@@ -824,57 +809,45 @@
         </w:rPr>
         <w:t>All the NSS volunteers, teaching and the non-teaching staff of the college.</w:t>
       </w:r>
+    </w:p>
+    <w:p>
+      <w:pPr>
+        <w:rPr>
+          <w:rFonts w:ascii="Times New Roman" w:hAnsi="Times New Roman" w:cs="Times New Roman"/>
+          <w:color w:val="000000" w:themeColor="text1"/>
+          <w:sz w:val="24"/>
+          <w:szCs w:val="24"/>
+        </w:rPr>
+      </w:pPr>
+      <w:r>
+        <w:rPr>
+          <w:rFonts w:ascii="Times New Roman" w:hAnsi="Times New Roman" w:cs="Times New Roman"/>
+          <w:b/>
+          <w:sz w:val="24"/>
+          <w:szCs w:val="24"/>
+          <w:u w:val="single"/>
+        </w:rPr>
+        <w:t>NUMBER OF VOLUNTEERS  PARTICIPATING</w:t>
+      </w:r>
+      <w:r>
+        <w:rPr>
+          <w:rFonts w:ascii="Times New Roman" w:hAnsi="Times New Roman" w:cs="Times New Roman"/>
+          <w:sz w:val="24"/>
+          <w:szCs w:val="24"/>
+        </w:rPr>
+        <w:t xml:space="preserve">:  </w:t>
+      </w:r>
+      <w:r>
+        <w:rPr>
+          <w:rFonts w:ascii="Times New Roman" w:hAnsi="Times New Roman" w:cs="Times New Roman"/>
+          <w:color w:val="000000" w:themeColor="text1"/>
+          <w:sz w:val="24"/>
+          <w:szCs w:val="24"/>
+        </w:rPr>
+        <w:t>37</w:t>
+      </w:r>
       <w:bookmarkStart w:id="0" w:name="_GoBack"/>
       <w:bookmarkEnd w:id="0"/>
-    </w:p>
-    <w:p>
-      <w:pPr>
-        <w:rPr>
-          <w:rFonts w:ascii="Times New Roman" w:hAnsi="Times New Roman" w:cs="Times New Roman"/>
-          <w:color w:val="FF0000"/>
-          <w:sz w:val="24"/>
-          <w:szCs w:val="24"/>
-        </w:rPr>
-      </w:pPr>
-      <w:r>
-        <w:rPr>
-          <w:rFonts w:ascii="Times New Roman" w:hAnsi="Times New Roman" w:cs="Times New Roman"/>
-          <w:b/>
-          <w:sz w:val="24"/>
-          <w:szCs w:val="24"/>
-          <w:u w:val="single"/>
-        </w:rPr>
-        <w:t xml:space="preserve">NUMBER OF </w:t>
-      </w:r>
-      <w:proofErr w:type="gramStart"/>
-      <w:r>
-        <w:rPr>
-          <w:rFonts w:ascii="Times New Roman" w:hAnsi="Times New Roman" w:cs="Times New Roman"/>
-          <w:b/>
-          <w:sz w:val="24"/>
-          <w:szCs w:val="24"/>
-          <w:u w:val="single"/>
-        </w:rPr>
-        <w:t>VOLUNTEERS  PARTICIPATING</w:t>
-      </w:r>
-      <w:proofErr w:type="gramEnd"/>
-      <w:r>
-        <w:rPr>
-          <w:rFonts w:ascii="Times New Roman" w:hAnsi="Times New Roman" w:cs="Times New Roman"/>
-          <w:sz w:val="24"/>
-          <w:szCs w:val="24"/>
-        </w:rPr>
-        <w:t xml:space="preserve">:  </w:t>
-      </w:r>
-      <w:r>
-        <w:rPr>
-          <w:rFonts w:ascii="Times New Roman" w:hAnsi="Times New Roman" w:cs="Times New Roman"/>
-          <w:color w:val="FF0000"/>
-          <w:sz w:val="24"/>
-          <w:szCs w:val="24"/>
-        </w:rPr>
-        <w:t>24</w:t>
-      </w:r>
     </w:p>
     <w:p>
       <w:pPr>
@@ -1694,6 +1667,7 @@
   <w:style w:type="character" w:default="1" w:styleId="DefaultParagraphFont">
     <w:name w:val="Default Paragraph Font"/>
     <w:uiPriority w:val="1"/>
+    <w:semiHidden/>
     <w:unhideWhenUsed/>
   </w:style>
   <w:style w:type="table" w:default="1" w:styleId="TableNormal">
